--- a/widget/docjetV2/templatesV2/booking_template.docx
+++ b/widget/docjetV2/templatesV2/booking_template.docx
@@ -1,6 +1,6 @@
 
 <file path=word/document.xml><?xml version="1.0" encoding="utf-8"?>
-<w:document xmlns:wpc="http://schemas.microsoft.com/office/word/2010/wordprocessingCanvas" xmlns:cx="http://schemas.microsoft.com/office/drawing/2014/chartex" xmlns:mc="http://schemas.openxmlformats.org/markup-compatibility/2006" xmlns:o="urn:schemas-microsoft-com:office:office" xmlns:r="http://schemas.openxmlformats.org/officeDocument/2006/relationships" xmlns:m="http://schemas.openxmlformats.org/officeDocument/2006/math" xmlns:v="urn:schemas-microsoft-com:vml" xmlns:wp14="http://schemas.microsoft.com/office/word/2010/wordprocessingDrawing" xmlns:wp="http://schemas.openxmlformats.org/drawingml/2006/wordprocessingDrawing" xmlns:w10="urn:schemas-microsoft-com:office:word" xmlns:w="http://schemas.openxmlformats.org/wordprocessingml/2006/main" xmlns:w14="http://schemas.microsoft.com/office/word/2010/wordml" xmlns:w15="http://schemas.microsoft.com/office/word/2012/wordml" xmlns:w16se="http://schemas.microsoft.com/office/word/2015/wordml/symex" xmlns:wpg="http://schemas.microsoft.com/office/word/2010/wordprocessingGroup" xmlns:wpi="http://schemas.microsoft.com/office/word/2010/wordprocessingInk" xmlns:wne="http://schemas.microsoft.com/office/word/2006/wordml" xmlns:wps="http://schemas.microsoft.com/office/word/2010/wordprocessingShape" mc:Ignorable="w14 w15 w16se wp14">
+<w:document xmlns:wpc="http://schemas.microsoft.com/office/word/2010/wordprocessingCanvas" xmlns:cx="http://schemas.microsoft.com/office/drawing/2014/chartex" xmlns:cx1="http://schemas.microsoft.com/office/drawing/2015/9/8/chartex" xmlns:cx2="http://schemas.microsoft.com/office/drawing/2015/10/21/chartex" xmlns:cx3="http://schemas.microsoft.com/office/drawing/2016/5/9/chartex" xmlns:cx4="http://schemas.microsoft.com/office/drawing/2016/5/10/chartex" xmlns:cx5="http://schemas.microsoft.com/office/drawing/2016/5/11/chartex" xmlns:cx6="http://schemas.microsoft.com/office/drawing/2016/5/12/chartex" xmlns:cx7="http://schemas.microsoft.com/office/drawing/2016/5/13/chartex" xmlns:cx8="http://schemas.microsoft.com/office/drawing/2016/5/14/chartex" xmlns:mc="http://schemas.openxmlformats.org/markup-compatibility/2006" xmlns:aink="http://schemas.microsoft.com/office/drawing/2016/ink" xmlns:am3d="http://schemas.microsoft.com/office/drawing/2017/model3d" xmlns:o="urn:schemas-microsoft-com:office:office" xmlns:r="http://schemas.openxmlformats.org/officeDocument/2006/relationships" xmlns:m="http://schemas.openxmlformats.org/officeDocument/2006/math" xmlns:v="urn:schemas-microsoft-com:vml" xmlns:wp14="http://schemas.microsoft.com/office/word/2010/wordprocessingDrawing" xmlns:wp="http://schemas.openxmlformats.org/drawingml/2006/wordprocessingDrawing" xmlns:w10="urn:schemas-microsoft-com:office:word" xmlns:w="http://schemas.openxmlformats.org/wordprocessingml/2006/main" xmlns:w14="http://schemas.microsoft.com/office/word/2010/wordml" xmlns:w15="http://schemas.microsoft.com/office/word/2012/wordml" xmlns:w16cex="http://schemas.microsoft.com/office/word/2018/wordml/cex" xmlns:w16cid="http://schemas.microsoft.com/office/word/2016/wordml/cid" xmlns:w16="http://schemas.microsoft.com/office/word/2018/wordml" xmlns:w16sdtdh="http://schemas.microsoft.com/office/word/2020/wordml/sdtdatahash" xmlns:w16se="http://schemas.microsoft.com/office/word/2015/wordml/symex" xmlns:wpg="http://schemas.microsoft.com/office/word/2010/wordprocessingGroup" xmlns:wpi="http://schemas.microsoft.com/office/word/2010/wordprocessingInk" xmlns:wne="http://schemas.microsoft.com/office/word/2006/wordml" xmlns:wps="http://schemas.microsoft.com/office/word/2010/wordprocessingShape" mc:Ignorable="w14 w15 w16se w16cid w16 w16cex w16sdtdh wp14">
   <w:body>
     <w:p>
       <w:pPr>
@@ -41,7 +41,23 @@
           <w:b/>
           <w:color w:val="000000"/>
         </w:rPr>
-        <w:t>Общество с ограниченной ответственностью «Здравкурорт»</w:t>
+        <w:t>Общество с ограниченной ответственностью «</w:t>
+      </w:r>
+      <w:proofErr w:type="spellStart"/>
+      <w:r>
+        <w:rPr>
+          <w:b/>
+          <w:color w:val="000000"/>
+        </w:rPr>
+        <w:t>Здравкурорт</w:t>
+      </w:r>
+      <w:proofErr w:type="spellEnd"/>
+      <w:r>
+        <w:rPr>
+          <w:b/>
+          <w:color w:val="000000"/>
+        </w:rPr>
+        <w:t>»</w:t>
       </w:r>
       <w:r>
         <w:rPr>
@@ -68,18 +84,7 @@
           <w:sz w:val="24"/>
           <w:szCs w:val="24"/>
         </w:rPr>
-        <w:t xml:space="preserve">Республика Беларусь, 220073, </w:t>
-      </w:r>
-      <w:bookmarkStart w:id="0" w:name="_GoBack"/>
-      <w:bookmarkEnd w:id="0"/>
-      <w:r>
-        <w:rPr>
-          <w:rFonts w:ascii="Times New Roman" w:hAnsi="Times New Roman" w:cs="Times New Roman"/>
-          <w:noProof/>
-          <w:sz w:val="24"/>
-          <w:szCs w:val="24"/>
-        </w:rPr>
-        <w:t>г. Минск, ул. Скрыганова, д. 2Б пом. 3</w:t>
+        <w:t>Республика Беларусь, 220073, г. Минск, ул. Скрыганова, д. 2Б пом. 3</w:t>
       </w:r>
     </w:p>
     <w:p>
@@ -129,7 +134,7 @@
         <mc:AlternateContent>
           <mc:Choice Requires="wps">
             <w:drawing>
-              <wp:anchor distT="0" distB="0" distL="114300" distR="114300" simplePos="0" relativeHeight="251657728" behindDoc="0" locked="0" layoutInCell="1" allowOverlap="1">
+              <wp:anchor distT="0" distB="0" distL="114300" distR="114300" simplePos="0" relativeHeight="251657728" behindDoc="0" locked="0" layoutInCell="1" allowOverlap="1" wp14:anchorId="59F2CDFE" wp14:editId="52D574A5">
                 <wp:simplePos x="0" y="0"/>
                 <wp:positionH relativeFrom="margin">
                   <wp:align>left</wp:align>
@@ -216,7 +221,21 @@
         <w:rPr>
           <w:b/>
         </w:rPr>
-        <w:t>${numrequest}</w:t>
+        <w:t>${</w:t>
+      </w:r>
+      <w:proofErr w:type="spellStart"/>
+      <w:r>
+        <w:rPr>
+          <w:b/>
+        </w:rPr>
+        <w:t>numrequest</w:t>
+      </w:r>
+      <w:proofErr w:type="spellEnd"/>
+      <w:r>
+        <w:rPr>
+          <w:b/>
+        </w:rPr>
+        <w:t>}</w:t>
       </w:r>
     </w:p>
     <w:p>
@@ -225,7 +244,15 @@
         <w:contextualSpacing/>
       </w:pPr>
       <w:r>
-        <w:t xml:space="preserve">ООО «Здравкурорт» в соответствии с заключенным договором </w:t>
+        <w:t>ООО «</w:t>
+      </w:r>
+      <w:proofErr w:type="spellStart"/>
+      <w:r>
+        <w:t>Здравкурорт</w:t>
+      </w:r>
+      <w:proofErr w:type="spellEnd"/>
+      <w:r>
+        <w:t xml:space="preserve">» в соответствии с заключенным договором </w:t>
       </w:r>
       <w:r>
         <w:t>просит забронировать</w:t>
@@ -239,9 +266,11 @@
       <w:r>
         <w:t>${</w:t>
       </w:r>
+      <w:proofErr w:type="spellStart"/>
       <w:r>
         <w:t>dog_naimenovanie_obekta_razmescheniya</w:t>
       </w:r>
+      <w:proofErr w:type="spellEnd"/>
       <w:r>
         <w:t>}</w:t>
       </w:r>
@@ -267,7 +296,29 @@
           <w:szCs w:val="28"/>
           <w:lang w:val="en-US"/>
         </w:rPr>
-        <w:t>${book_type}</w:t>
+        <w:t>${</w:t>
+      </w:r>
+      <w:proofErr w:type="spellStart"/>
+      <w:r>
+        <w:rPr>
+          <w:b/>
+          <w:color w:val="FF0000"/>
+          <w:sz w:val="28"/>
+          <w:szCs w:val="28"/>
+          <w:lang w:val="en-US"/>
+        </w:rPr>
+        <w:t>book_type</w:t>
+      </w:r>
+      <w:proofErr w:type="spellEnd"/>
+      <w:r>
+        <w:rPr>
+          <w:b/>
+          <w:color w:val="FF0000"/>
+          <w:sz w:val="28"/>
+          <w:szCs w:val="28"/>
+          <w:lang w:val="en-US"/>
+        </w:rPr>
+        <w:t>}</w:t>
       </w:r>
     </w:p>
     <w:p>
@@ -283,7 +334,23 @@
           <w:b/>
           <w:lang w:val="en-US"/>
         </w:rPr>
-        <w:t>${primechanie_v_zayavke}</w:t>
+        <w:t>${</w:t>
+      </w:r>
+      <w:proofErr w:type="spellStart"/>
+      <w:r>
+        <w:rPr>
+          <w:b/>
+          <w:lang w:val="en-US"/>
+        </w:rPr>
+        <w:t>primechanie_v_zayavke</w:t>
+      </w:r>
+      <w:proofErr w:type="spellEnd"/>
+      <w:r>
+        <w:rPr>
+          <w:b/>
+          <w:lang w:val="en-US"/>
+        </w:rPr>
+        <w:t>}</w:t>
       </w:r>
     </w:p>
     <w:p>
@@ -316,6 +383,7 @@
         </w:rPr>
         <w:t>${</w:t>
       </w:r>
+      <w:proofErr w:type="spellStart"/>
       <w:r>
         <w:rPr>
           <w:b/>
@@ -323,6 +391,7 @@
         </w:rPr>
         <w:t>data_zaezda</w:t>
       </w:r>
+      <w:proofErr w:type="spellEnd"/>
       <w:r>
         <w:rPr>
           <w:b/>
@@ -353,6 +422,7 @@
         </w:rPr>
         <w:t>${</w:t>
       </w:r>
+      <w:proofErr w:type="spellStart"/>
       <w:r>
         <w:rPr>
           <w:b/>
@@ -360,6 +430,7 @@
         </w:rPr>
         <w:t>data_vyezda</w:t>
       </w:r>
+      <w:proofErr w:type="spellEnd"/>
       <w:r>
         <w:rPr>
           <w:b/>
@@ -390,6 +461,7 @@
         </w:rPr>
         <w:t>${</w:t>
       </w:r>
+      <w:proofErr w:type="spellStart"/>
       <w:r>
         <w:rPr>
           <w:b/>
@@ -397,6 +469,7 @@
         </w:rPr>
         <w:t>kolichestvo_dney</w:t>
       </w:r>
+      <w:proofErr w:type="spellEnd"/>
       <w:r>
         <w:rPr>
           <w:b/>
@@ -416,12 +489,14 @@
         </w:rPr>
         <w:t>${</w:t>
       </w:r>
+      <w:proofErr w:type="spellStart"/>
       <w:r>
         <w:rPr>
           <w:lang w:val="en-US"/>
         </w:rPr>
         <w:t>sutki_dni</w:t>
       </w:r>
+      <w:proofErr w:type="spellEnd"/>
       <w:r>
         <w:rPr>
           <w:lang w:val="en-US"/>
@@ -454,12 +529,14 @@
         </w:rPr>
         <w:t>${</w:t>
       </w:r>
+      <w:proofErr w:type="spellStart"/>
       <w:r>
         <w:rPr>
           <w:b/>
         </w:rPr>
         <w:t>tip_nomera</w:t>
       </w:r>
+      <w:proofErr w:type="spellEnd"/>
       <w:r>
         <w:rPr>
           <w:b/>
@@ -491,12 +568,14 @@
         </w:rPr>
         <w:t>${</w:t>
       </w:r>
+      <w:proofErr w:type="spellStart"/>
       <w:r>
         <w:rPr>
           <w:b/>
         </w:rPr>
         <w:t>kolichestvo_nomerov</w:t>
       </w:r>
+      <w:proofErr w:type="spellEnd"/>
       <w:r>
         <w:rPr>
           <w:b/>
@@ -663,7 +742,14 @@
               <w:rPr>
                 <w:lang w:val="en-US"/>
               </w:rPr>
-              <w:t>${fio</w:t>
+              <w:t>${</w:t>
+            </w:r>
+            <w:proofErr w:type="spellStart"/>
+            <w:r>
+              <w:rPr>
+                <w:lang w:val="en-US"/>
+              </w:rPr>
+              <w:t>fio</w:t>
             </w:r>
             <w:r>
               <w:rPr>
@@ -671,6 +757,7 @@
               </w:rPr>
               <w:t>forbook</w:t>
             </w:r>
+            <w:proofErr w:type="spellEnd"/>
             <w:r>
               <w:rPr>
                 <w:lang w:val="en-US"/>
@@ -693,7 +780,21 @@
               <w:rPr>
                 <w:lang w:val="en-US"/>
               </w:rPr>
-              <w:t>${type_appart}</w:t>
+              <w:t>${</w:t>
+            </w:r>
+            <w:proofErr w:type="spellStart"/>
+            <w:r>
+              <w:rPr>
+                <w:lang w:val="en-US"/>
+              </w:rPr>
+              <w:t>type_appart</w:t>
+            </w:r>
+            <w:proofErr w:type="spellEnd"/>
+            <w:r>
+              <w:rPr>
+                <w:lang w:val="en-US"/>
+              </w:rPr>
+              <w:t>}</w:t>
             </w:r>
           </w:p>
         </w:tc>
@@ -706,7 +807,21 @@
               <w:rPr>
                 <w:lang w:val="en-US"/>
               </w:rPr>
-              <w:t>${kind_appart}</w:t>
+              <w:t>${</w:t>
+            </w:r>
+            <w:proofErr w:type="spellStart"/>
+            <w:r>
+              <w:rPr>
+                <w:lang w:val="en-US"/>
+              </w:rPr>
+              <w:t>kind_appart</w:t>
+            </w:r>
+            <w:proofErr w:type="spellEnd"/>
+            <w:r>
+              <w:rPr>
+                <w:lang w:val="en-US"/>
+              </w:rPr>
+              <w:t>}</w:t>
             </w:r>
           </w:p>
         </w:tc>
@@ -732,7 +847,21 @@
               <w:rPr>
                 <w:lang w:val="en-US"/>
               </w:rPr>
-              <w:t>${type_health}</w:t>
+              <w:t>${</w:t>
+            </w:r>
+            <w:proofErr w:type="spellStart"/>
+            <w:r>
+              <w:rPr>
+                <w:lang w:val="en-US"/>
+              </w:rPr>
+              <w:t>type_health</w:t>
+            </w:r>
+            <w:proofErr w:type="spellEnd"/>
+            <w:r>
+              <w:rPr>
+                <w:lang w:val="en-US"/>
+              </w:rPr>
+              <w:t>}</w:t>
             </w:r>
           </w:p>
         </w:tc>
@@ -755,14 +884,32 @@
           <w:sz w:val="24"/>
           <w:szCs w:val="24"/>
         </w:rPr>
-        <w:t>Ожидаем письменное подтверждение бронирования на e-mail: </w:t>
-      </w:r>
+        <w:t>Ожидаем письменное подтверждение бронирования на </w:t>
+      </w:r>
+      <w:proofErr w:type="spellStart"/>
       <w:r>
         <w:rPr>
           <w:rFonts w:ascii="Times New Roman" w:hAnsi="Times New Roman"/>
           <w:sz w:val="24"/>
           <w:szCs w:val="24"/>
         </w:rPr>
+        <w:t>e-mail</w:t>
+      </w:r>
+      <w:proofErr w:type="spellEnd"/>
+      <w:r>
+        <w:rPr>
+          <w:rFonts w:ascii="Times New Roman" w:hAnsi="Times New Roman"/>
+          <w:sz w:val="24"/>
+          <w:szCs w:val="24"/>
+        </w:rPr>
+        <w:t>: </w:t>
+      </w:r>
+      <w:r>
+        <w:rPr>
+          <w:rFonts w:ascii="Times New Roman" w:hAnsi="Times New Roman"/>
+          <w:sz w:val="24"/>
+          <w:szCs w:val="24"/>
+        </w:rPr>
         <w:t>info@zdravkurort.by</w:t>
       </w:r>
     </w:p>
@@ -783,7 +930,25 @@
           <w:sz w:val="24"/>
           <w:szCs w:val="24"/>
         </w:rPr>
-        <w:t>В случае подтверждения счёт-фактуру просим высылать в установленные договором сроки на указанные e-mail.</w:t>
+        <w:t>В случае подтверждения счёт-фактуру просим высылать в установленные договором сроки на указанные </w:t>
+      </w:r>
+      <w:proofErr w:type="spellStart"/>
+      <w:r>
+        <w:rPr>
+          <w:rFonts w:ascii="Times New Roman" w:hAnsi="Times New Roman"/>
+          <w:sz w:val="24"/>
+          <w:szCs w:val="24"/>
+        </w:rPr>
+        <w:t>e-mail</w:t>
+      </w:r>
+      <w:proofErr w:type="spellEnd"/>
+      <w:r>
+        <w:rPr>
+          <w:rFonts w:ascii="Times New Roman" w:hAnsi="Times New Roman"/>
+          <w:sz w:val="24"/>
+          <w:szCs w:val="24"/>
+        </w:rPr>
+        <w:t>.</w:t>
       </w:r>
       <w:r>
         <w:rPr>
@@ -796,7 +961,7 @@
         <mc:AlternateContent>
           <mc:Choice Requires="wps">
             <w:drawing>
-              <wp:anchor distT="45720" distB="45720" distL="114300" distR="114300" simplePos="0" relativeHeight="251659776" behindDoc="0" locked="0" layoutInCell="1" allowOverlap="1" wp14:anchorId="0FDA90CD" wp14:editId="4EF1B79A">
+              <wp:anchor distT="45720" distB="45720" distL="114300" distR="114300" simplePos="0" relativeHeight="251659776" behindDoc="0" locked="0" layoutInCell="1" allowOverlap="1" wp14:anchorId="61E8C2F1" wp14:editId="398B920F">
                 <wp:simplePos x="0" y="0"/>
                 <wp:positionH relativeFrom="page">
                   <wp:align>center</wp:align>
@@ -880,7 +1045,7 @@
           </mc:Choice>
           <mc:Fallback>
             <w:pict>
-              <v:shapetype w14:anchorId="0FDA90CD" id="_x0000_t202" coordsize="21600,21600" o:spt="202" path="m,l,21600r21600,l21600,xe">
+              <v:shapetype w14:anchorId="61E8C2F1" id="_x0000_t202" coordsize="21600,21600" o:spt="202" path="m,l,21600r21600,l21600,xe">
                 <v:stroke joinstyle="miter"/>
                 <v:path gradientshapeok="t" o:connecttype="rect"/>
               </v:shapetype>
@@ -935,12 +1100,28 @@
         <w:jc w:val="both"/>
       </w:pPr>
       <w:r>
-        <w:t>${dolzhnost}</w:t>
+        <w:t>${</w:t>
+      </w:r>
+      <w:proofErr w:type="spellStart"/>
+      <w:r>
+        <w:t>dolzhnost</w:t>
+      </w:r>
+      <w:proofErr w:type="spellEnd"/>
+      <w:r>
+        <w:t>}</w:t>
       </w:r>
     </w:p>
     <w:p>
       <w:r>
-        <w:t>ООО «Здравкурорт»</w:t>
+        <w:t>ООО «</w:t>
+      </w:r>
+      <w:proofErr w:type="spellStart"/>
+      <w:r>
+        <w:t>Здравкурорт</w:t>
+      </w:r>
+      <w:proofErr w:type="spellEnd"/>
+      <w:r>
+        <w:t>»</w:t>
       </w:r>
       <w:r>
         <w:rPr>
@@ -967,13 +1148,85 @@
       <w:r>
         <w:t>${</w:t>
       </w:r>
+      <w:proofErr w:type="spellStart"/>
       <w:r>
         <w:t>name_manager</w:t>
       </w:r>
+      <w:proofErr w:type="spellEnd"/>
       <w:r>
         <w:t>}</w:t>
       </w:r>
     </w:p>
+    <w:p/>
+    <w:p/>
+    <w:p/>
+    <w:p/>
+    <w:p/>
+    <w:p/>
+    <w:p/>
+    <w:p/>
+    <w:p/>
+    <w:p/>
+    <w:p/>
+    <w:p/>
+    <w:p/>
+    <w:p/>
+    <w:p/>
+    <w:p/>
+    <w:p/>
+    <w:p/>
+    <w:p/>
+    <w:p/>
+    <w:p/>
+    <w:p/>
+    <w:p/>
+    <w:p/>
+    <w:p>
+      <w:pPr>
+        <w:rPr>
+          <w:sz w:val="20"/>
+          <w:szCs w:val="20"/>
+        </w:rPr>
+      </w:pPr>
+    </w:p>
+    <w:p>
+      <w:pPr>
+        <w:rPr>
+          <w:sz w:val="16"/>
+          <w:szCs w:val="16"/>
+        </w:rPr>
+      </w:pPr>
+      <w:r>
+        <w:rPr>
+          <w:sz w:val="16"/>
+          <w:szCs w:val="16"/>
+        </w:rPr>
+        <w:t>Бухгалтерия</w:t>
+      </w:r>
+    </w:p>
+    <w:p>
+      <w:pPr>
+        <w:rPr>
+          <w:sz w:val="16"/>
+          <w:szCs w:val="16"/>
+        </w:rPr>
+      </w:pPr>
+      <w:r>
+        <w:rPr>
+          <w:sz w:val="16"/>
+          <w:szCs w:val="16"/>
+        </w:rPr>
+        <w:t>+375-17-</w:t>
+      </w:r>
+      <w:r>
+        <w:rPr>
+          <w:sz w:val="16"/>
+          <w:szCs w:val="16"/>
+        </w:rPr>
+        <w:t>377-18-00</w:t>
+      </w:r>
+    </w:p>
+    <w:p/>
     <w:sectPr>
       <w:pgSz w:w="11906" w:h="16838"/>
       <w:pgMar w:top="284" w:right="850" w:bottom="142" w:left="1701" w:header="720" w:footer="720" w:gutter="0"/>
@@ -985,7 +1238,7 @@
 </file>
 
 <file path=word/endnotes.xml><?xml version="1.0" encoding="utf-8"?>
-<w:endnotes xmlns:wpc="http://schemas.microsoft.com/office/word/2010/wordprocessingCanvas" xmlns:cx="http://schemas.microsoft.com/office/drawing/2014/chartex" xmlns:mc="http://schemas.openxmlformats.org/markup-compatibility/2006" xmlns:o="urn:schemas-microsoft-com:office:office" xmlns:r="http://schemas.openxmlformats.org/officeDocument/2006/relationships" xmlns:m="http://schemas.openxmlformats.org/officeDocument/2006/math" xmlns:v="urn:schemas-microsoft-com:vml" xmlns:wp14="http://schemas.microsoft.com/office/word/2010/wordprocessingDrawing" xmlns:wp="http://schemas.openxmlformats.org/drawingml/2006/wordprocessingDrawing" xmlns:w10="urn:schemas-microsoft-com:office:word" xmlns:w="http://schemas.openxmlformats.org/wordprocessingml/2006/main" xmlns:w14="http://schemas.microsoft.com/office/word/2010/wordml" xmlns:w15="http://schemas.microsoft.com/office/word/2012/wordml" xmlns:w16se="http://schemas.microsoft.com/office/word/2015/wordml/symex" xmlns:wpg="http://schemas.microsoft.com/office/word/2010/wordprocessingGroup" xmlns:wpi="http://schemas.microsoft.com/office/word/2010/wordprocessingInk" xmlns:wne="http://schemas.microsoft.com/office/word/2006/wordml" xmlns:wps="http://schemas.microsoft.com/office/word/2010/wordprocessingShape" mc:Ignorable="w14 w15 w16se wp14">
+<w:endnotes xmlns:wpc="http://schemas.microsoft.com/office/word/2010/wordprocessingCanvas" xmlns:cx="http://schemas.microsoft.com/office/drawing/2014/chartex" xmlns:cx1="http://schemas.microsoft.com/office/drawing/2015/9/8/chartex" xmlns:cx2="http://schemas.microsoft.com/office/drawing/2015/10/21/chartex" xmlns:cx3="http://schemas.microsoft.com/office/drawing/2016/5/9/chartex" xmlns:cx4="http://schemas.microsoft.com/office/drawing/2016/5/10/chartex" xmlns:cx5="http://schemas.microsoft.com/office/drawing/2016/5/11/chartex" xmlns:cx6="http://schemas.microsoft.com/office/drawing/2016/5/12/chartex" xmlns:cx7="http://schemas.microsoft.com/office/drawing/2016/5/13/chartex" xmlns:cx8="http://schemas.microsoft.com/office/drawing/2016/5/14/chartex" xmlns:mc="http://schemas.openxmlformats.org/markup-compatibility/2006" xmlns:aink="http://schemas.microsoft.com/office/drawing/2016/ink" xmlns:am3d="http://schemas.microsoft.com/office/drawing/2017/model3d" xmlns:o="urn:schemas-microsoft-com:office:office" xmlns:r="http://schemas.openxmlformats.org/officeDocument/2006/relationships" xmlns:m="http://schemas.openxmlformats.org/officeDocument/2006/math" xmlns:v="urn:schemas-microsoft-com:vml" xmlns:wp14="http://schemas.microsoft.com/office/word/2010/wordprocessingDrawing" xmlns:wp="http://schemas.openxmlformats.org/drawingml/2006/wordprocessingDrawing" xmlns:w10="urn:schemas-microsoft-com:office:word" xmlns:w="http://schemas.openxmlformats.org/wordprocessingml/2006/main" xmlns:w14="http://schemas.microsoft.com/office/word/2010/wordml" xmlns:w15="http://schemas.microsoft.com/office/word/2012/wordml" xmlns:w16cex="http://schemas.microsoft.com/office/word/2018/wordml/cex" xmlns:w16cid="http://schemas.microsoft.com/office/word/2016/wordml/cid" xmlns:w16="http://schemas.microsoft.com/office/word/2018/wordml" xmlns:w16sdtdh="http://schemas.microsoft.com/office/word/2020/wordml/sdtdatahash" xmlns:w16se="http://schemas.microsoft.com/office/word/2015/wordml/symex" xmlns:wpg="http://schemas.microsoft.com/office/word/2010/wordprocessingGroup" xmlns:wpi="http://schemas.microsoft.com/office/word/2010/wordprocessingInk" xmlns:wne="http://schemas.microsoft.com/office/word/2006/wordml" xmlns:wps="http://schemas.microsoft.com/office/word/2010/wordprocessingShape" mc:Ignorable="w14 w15 w16se w16cid w16 w16cex w16sdtdh wp14">
   <w:endnote w:type="separator" w:id="-1">
     <w:p>
       <w:r>
@@ -1004,7 +1257,7 @@
 </file>
 
 <file path=word/footnotes.xml><?xml version="1.0" encoding="utf-8"?>
-<w:footnotes xmlns:wpc="http://schemas.microsoft.com/office/word/2010/wordprocessingCanvas" xmlns:cx="http://schemas.microsoft.com/office/drawing/2014/chartex" xmlns:mc="http://schemas.openxmlformats.org/markup-compatibility/2006" xmlns:o="urn:schemas-microsoft-com:office:office" xmlns:r="http://schemas.openxmlformats.org/officeDocument/2006/relationships" xmlns:m="http://schemas.openxmlformats.org/officeDocument/2006/math" xmlns:v="urn:schemas-microsoft-com:vml" xmlns:wp14="http://schemas.microsoft.com/office/word/2010/wordprocessingDrawing" xmlns:wp="http://schemas.openxmlformats.org/drawingml/2006/wordprocessingDrawing" xmlns:w10="urn:schemas-microsoft-com:office:word" xmlns:w="http://schemas.openxmlformats.org/wordprocessingml/2006/main" xmlns:w14="http://schemas.microsoft.com/office/word/2010/wordml" xmlns:w15="http://schemas.microsoft.com/office/word/2012/wordml" xmlns:w16se="http://schemas.microsoft.com/office/word/2015/wordml/symex" xmlns:wpg="http://schemas.microsoft.com/office/word/2010/wordprocessingGroup" xmlns:wpi="http://schemas.microsoft.com/office/word/2010/wordprocessingInk" xmlns:wne="http://schemas.microsoft.com/office/word/2006/wordml" xmlns:wps="http://schemas.microsoft.com/office/word/2010/wordprocessingShape" mc:Ignorable="w14 w15 w16se wp14">
+<w:footnotes xmlns:wpc="http://schemas.microsoft.com/office/word/2010/wordprocessingCanvas" xmlns:cx="http://schemas.microsoft.com/office/drawing/2014/chartex" xmlns:cx1="http://schemas.microsoft.com/office/drawing/2015/9/8/chartex" xmlns:cx2="http://schemas.microsoft.com/office/drawing/2015/10/21/chartex" xmlns:cx3="http://schemas.microsoft.com/office/drawing/2016/5/9/chartex" xmlns:cx4="http://schemas.microsoft.com/office/drawing/2016/5/10/chartex" xmlns:cx5="http://schemas.microsoft.com/office/drawing/2016/5/11/chartex" xmlns:cx6="http://schemas.microsoft.com/office/drawing/2016/5/12/chartex" xmlns:cx7="http://schemas.microsoft.com/office/drawing/2016/5/13/chartex" xmlns:cx8="http://schemas.microsoft.com/office/drawing/2016/5/14/chartex" xmlns:mc="http://schemas.openxmlformats.org/markup-compatibility/2006" xmlns:aink="http://schemas.microsoft.com/office/drawing/2016/ink" xmlns:am3d="http://schemas.microsoft.com/office/drawing/2017/model3d" xmlns:o="urn:schemas-microsoft-com:office:office" xmlns:r="http://schemas.openxmlformats.org/officeDocument/2006/relationships" xmlns:m="http://schemas.openxmlformats.org/officeDocument/2006/math" xmlns:v="urn:schemas-microsoft-com:vml" xmlns:wp14="http://schemas.microsoft.com/office/word/2010/wordprocessingDrawing" xmlns:wp="http://schemas.openxmlformats.org/drawingml/2006/wordprocessingDrawing" xmlns:w10="urn:schemas-microsoft-com:office:word" xmlns:w="http://schemas.openxmlformats.org/wordprocessingml/2006/main" xmlns:w14="http://schemas.microsoft.com/office/word/2010/wordml" xmlns:w15="http://schemas.microsoft.com/office/word/2012/wordml" xmlns:w16cex="http://schemas.microsoft.com/office/word/2018/wordml/cex" xmlns:w16cid="http://schemas.microsoft.com/office/word/2016/wordml/cid" xmlns:w16="http://schemas.microsoft.com/office/word/2018/wordml" xmlns:w16sdtdh="http://schemas.microsoft.com/office/word/2020/wordml/sdtdatahash" xmlns:w16se="http://schemas.microsoft.com/office/word/2015/wordml/symex" xmlns:wpg="http://schemas.microsoft.com/office/word/2010/wordprocessingGroup" xmlns:wpi="http://schemas.microsoft.com/office/word/2010/wordprocessingInk" xmlns:wne="http://schemas.microsoft.com/office/word/2006/wordml" xmlns:wps="http://schemas.microsoft.com/office/word/2010/wordprocessingShape" mc:Ignorable="w14 w15 w16se w16cid w16 w16cex w16sdtdh wp14">
   <w:footnote w:type="separator" w:id="-1">
     <w:p>
       <w:r>
@@ -1023,7 +1276,7 @@
 </file>
 
 <file path=word/numbering.xml><?xml version="1.0" encoding="utf-8"?>
-<w:numbering xmlns:wpc="http://schemas.microsoft.com/office/word/2010/wordprocessingCanvas" xmlns:cx="http://schemas.microsoft.com/office/drawing/2014/chartex" xmlns:mc="http://schemas.openxmlformats.org/markup-compatibility/2006" xmlns:o="urn:schemas-microsoft-com:office:office" xmlns:r="http://schemas.openxmlformats.org/officeDocument/2006/relationships" xmlns:m="http://schemas.openxmlformats.org/officeDocument/2006/math" xmlns:v="urn:schemas-microsoft-com:vml" xmlns:wp14="http://schemas.microsoft.com/office/word/2010/wordprocessingDrawing" xmlns:wp="http://schemas.openxmlformats.org/drawingml/2006/wordprocessingDrawing" xmlns:w10="urn:schemas-microsoft-com:office:word" xmlns:w="http://schemas.openxmlformats.org/wordprocessingml/2006/main" xmlns:w14="http://schemas.microsoft.com/office/word/2010/wordml" xmlns:w15="http://schemas.microsoft.com/office/word/2012/wordml" xmlns:w16se="http://schemas.microsoft.com/office/word/2015/wordml/symex" xmlns:wpg="http://schemas.microsoft.com/office/word/2010/wordprocessingGroup" xmlns:wpi="http://schemas.microsoft.com/office/word/2010/wordprocessingInk" xmlns:wne="http://schemas.microsoft.com/office/word/2006/wordml" xmlns:wps="http://schemas.microsoft.com/office/word/2010/wordprocessingShape" mc:Ignorable="w14 w15 w16se wp14">
+<w:numbering xmlns:wpc="http://schemas.microsoft.com/office/word/2010/wordprocessingCanvas" xmlns:cx="http://schemas.microsoft.com/office/drawing/2014/chartex" xmlns:cx1="http://schemas.microsoft.com/office/drawing/2015/9/8/chartex" xmlns:cx2="http://schemas.microsoft.com/office/drawing/2015/10/21/chartex" xmlns:cx3="http://schemas.microsoft.com/office/drawing/2016/5/9/chartex" xmlns:cx4="http://schemas.microsoft.com/office/drawing/2016/5/10/chartex" xmlns:cx5="http://schemas.microsoft.com/office/drawing/2016/5/11/chartex" xmlns:cx6="http://schemas.microsoft.com/office/drawing/2016/5/12/chartex" xmlns:cx7="http://schemas.microsoft.com/office/drawing/2016/5/13/chartex" xmlns:cx8="http://schemas.microsoft.com/office/drawing/2016/5/14/chartex" xmlns:mc="http://schemas.openxmlformats.org/markup-compatibility/2006" xmlns:aink="http://schemas.microsoft.com/office/drawing/2016/ink" xmlns:am3d="http://schemas.microsoft.com/office/drawing/2017/model3d" xmlns:o="urn:schemas-microsoft-com:office:office" xmlns:r="http://schemas.openxmlformats.org/officeDocument/2006/relationships" xmlns:m="http://schemas.openxmlformats.org/officeDocument/2006/math" xmlns:v="urn:schemas-microsoft-com:vml" xmlns:wp14="http://schemas.microsoft.com/office/word/2010/wordprocessingDrawing" xmlns:wp="http://schemas.openxmlformats.org/drawingml/2006/wordprocessingDrawing" xmlns:w10="urn:schemas-microsoft-com:office:word" xmlns:w="http://schemas.openxmlformats.org/wordprocessingml/2006/main" xmlns:w14="http://schemas.microsoft.com/office/word/2010/wordml" xmlns:w15="http://schemas.microsoft.com/office/word/2012/wordml" xmlns:w16cex="http://schemas.microsoft.com/office/word/2018/wordml/cex" xmlns:w16cid="http://schemas.microsoft.com/office/word/2016/wordml/cid" xmlns:w16="http://schemas.microsoft.com/office/word/2018/wordml" xmlns:w16sdtdh="http://schemas.microsoft.com/office/word/2020/wordml/sdtdatahash" xmlns:w16se="http://schemas.microsoft.com/office/word/2015/wordml/symex" xmlns:wpg="http://schemas.microsoft.com/office/word/2010/wordprocessingGroup" xmlns:wpi="http://schemas.microsoft.com/office/word/2010/wordprocessingInk" xmlns:wne="http://schemas.microsoft.com/office/word/2006/wordml" xmlns:wps="http://schemas.microsoft.com/office/word/2010/wordprocessingShape" mc:Ignorable="w14 w15 w16se w16cid w16 w16cex w16sdtdh wp14">
   <w:abstractNum w:abstractNumId="0" w15:restartNumberingAfterBreak="0">
     <w:nsid w:val="07783D46"/>
     <w:multiLevelType w:val="singleLevel"/>
@@ -1643,7 +1896,7 @@
 </file>
 
 <file path=word/styles.xml><?xml version="1.0" encoding="utf-8"?>
-<w:styles xmlns:mc="http://schemas.openxmlformats.org/markup-compatibility/2006" xmlns:r="http://schemas.openxmlformats.org/officeDocument/2006/relationships" xmlns:w="http://schemas.openxmlformats.org/wordprocessingml/2006/main" xmlns:w14="http://schemas.microsoft.com/office/word/2010/wordml" xmlns:w15="http://schemas.microsoft.com/office/word/2012/wordml" xmlns:w16se="http://schemas.microsoft.com/office/word/2015/wordml/symex" mc:Ignorable="w14 w15 w16se">
+<w:styles xmlns:mc="http://schemas.openxmlformats.org/markup-compatibility/2006" xmlns:r="http://schemas.openxmlformats.org/officeDocument/2006/relationships" xmlns:w="http://schemas.openxmlformats.org/wordprocessingml/2006/main" xmlns:w14="http://schemas.microsoft.com/office/word/2010/wordml" xmlns:w15="http://schemas.microsoft.com/office/word/2012/wordml" xmlns:w16cex="http://schemas.microsoft.com/office/word/2018/wordml/cex" xmlns:w16cid="http://schemas.microsoft.com/office/word/2016/wordml/cid" xmlns:w16="http://schemas.microsoft.com/office/word/2018/wordml" xmlns:w16sdtdh="http://schemas.microsoft.com/office/word/2020/wordml/sdtdatahash" xmlns:w16se="http://schemas.microsoft.com/office/word/2015/wordml/symex" mc:Ignorable="w14 w15 w16se w16cid w16 w16cex w16sdtdh">
   <w:docDefaults>
     <w:rPrDefault>
       <w:rPr>
@@ -1653,7 +1906,7 @@
     </w:rPrDefault>
     <w:pPrDefault/>
   </w:docDefaults>
-  <w:latentStyles w:defLockedState="0" w:defUIPriority="0" w:defSemiHidden="0" w:defUnhideWhenUsed="0" w:defQFormat="0" w:count="371">
+  <w:latentStyles w:defLockedState="0" w:defUIPriority="0" w:defSemiHidden="0" w:defUnhideWhenUsed="0" w:defQFormat="0" w:count="376">
     <w:lsdException w:name="Normal" w:qFormat="1"/>
     <w:lsdException w:name="heading 1" w:qFormat="1"/>
     <w:lsdException w:name="heading 2" w:qFormat="1"/>
@@ -1671,8 +1924,13 @@
     <w:lsdException w:name="Strong" w:uiPriority="22" w:qFormat="1"/>
     <w:lsdException w:name="Emphasis" w:qFormat="1"/>
     <w:lsdException w:name="Normal (Web)" w:uiPriority="99"/>
+    <w:lsdException w:name="HTML Keyboard" w:semiHidden="1" w:unhideWhenUsed="1"/>
     <w:lsdException w:name="HTML Preformatted" w:uiPriority="99"/>
-    <w:lsdException w:name="Normal Table" w:semiHidden="1" w:unhideWhenUsed="1"/>
+    <w:lsdException w:name="annotation subject" w:semiHidden="1" w:unhideWhenUsed="1"/>
+    <w:lsdException w:name="No List" w:semiHidden="1" w:unhideWhenUsed="1"/>
+    <w:lsdException w:name="Outline List 1" w:semiHidden="1" w:unhideWhenUsed="1"/>
+    <w:lsdException w:name="Outline List 2" w:semiHidden="1" w:unhideWhenUsed="1"/>
+    <w:lsdException w:name="Outline List 3" w:semiHidden="1" w:unhideWhenUsed="1"/>
     <w:lsdException w:name="Table Simple 1" w:semiHidden="1" w:unhideWhenUsed="1"/>
     <w:lsdException w:name="Table Simple 2" w:semiHidden="1" w:unhideWhenUsed="1"/>
     <w:lsdException w:name="Table Simple 3" w:semiHidden="1" w:unhideWhenUsed="1"/>
@@ -1710,11 +1968,9 @@
     <w:lsdException w:name="Table Contemporary" w:semiHidden="1" w:unhideWhenUsed="1"/>
     <w:lsdException w:name="Table Elegant" w:semiHidden="1" w:unhideWhenUsed="1"/>
     <w:lsdException w:name="Table Professional" w:semiHidden="1" w:unhideWhenUsed="1"/>
-    <w:lsdException w:name="Table Subtle 1" w:semiHidden="1" w:unhideWhenUsed="1"/>
     <w:lsdException w:name="Table Subtle 2" w:semiHidden="1" w:unhideWhenUsed="1"/>
     <w:lsdException w:name="Table Web 1" w:semiHidden="1" w:unhideWhenUsed="1"/>
-    <w:lsdException w:name="Table Web 2" w:semiHidden="1" w:unhideWhenUsed="1"/>
-    <w:lsdException w:name="Table Web 3" w:semiHidden="1" w:unhideWhenUsed="1"/>
+    <w:lsdException w:name="Balloon Text" w:semiHidden="1" w:unhideWhenUsed="1"/>
     <w:lsdException w:name="Table Grid" w:uiPriority="39"/>
     <w:lsdException w:name="Table Theme" w:semiHidden="1" w:unhideWhenUsed="1"/>
     <w:lsdException w:name="Placeholder Text" w:semiHidden="1" w:uiPriority="99"/>
@@ -1932,6 +2188,11 @@
     <w:lsdException w:name="List Table 5 Dark Accent 6" w:uiPriority="50"/>
     <w:lsdException w:name="List Table 6 Colorful Accent 6" w:uiPriority="51"/>
     <w:lsdException w:name="List Table 7 Colorful Accent 6" w:uiPriority="52"/>
+    <w:lsdException w:name="Mention" w:semiHidden="1" w:uiPriority="99" w:unhideWhenUsed="1"/>
+    <w:lsdException w:name="Smart Hyperlink" w:semiHidden="1" w:uiPriority="99" w:unhideWhenUsed="1"/>
+    <w:lsdException w:name="Hashtag" w:semiHidden="1" w:uiPriority="99" w:unhideWhenUsed="1"/>
+    <w:lsdException w:name="Unresolved Mention" w:semiHidden="1" w:uiPriority="99" w:unhideWhenUsed="1"/>
+    <w:lsdException w:name="Smart Link" w:semiHidden="1" w:uiPriority="99" w:unhideWhenUsed="1"/>
   </w:latentStyles>
   <w:style w:type="paragraph" w:default="1" w:styleId="a">
     <w:name w:val="Normal"/>

--- a/widget/docjetV2/templatesV2/booking_template.docx
+++ b/widget/docjetV2/templatesV2/booking_template.docx
@@ -1203,12 +1203,99 @@
         </w:rPr>
         <w:t>Бухгалтерия</w:t>
       </w:r>
+      <w:r>
+        <w:rPr>
+          <w:sz w:val="16"/>
+          <w:szCs w:val="16"/>
+        </w:rPr>
+        <w:tab/>
+      </w:r>
+      <w:r>
+        <w:rPr>
+          <w:sz w:val="16"/>
+          <w:szCs w:val="16"/>
+        </w:rPr>
+        <w:tab/>
+      </w:r>
+      <w:r>
+        <w:rPr>
+          <w:sz w:val="16"/>
+          <w:szCs w:val="16"/>
+        </w:rPr>
+        <w:tab/>
+      </w:r>
+      <w:r>
+        <w:rPr>
+          <w:sz w:val="16"/>
+          <w:szCs w:val="16"/>
+        </w:rPr>
+        <w:tab/>
+      </w:r>
+      <w:r>
+        <w:rPr>
+          <w:sz w:val="16"/>
+          <w:szCs w:val="16"/>
+        </w:rPr>
+        <w:tab/>
+      </w:r>
+      <w:r>
+        <w:rPr>
+          <w:sz w:val="16"/>
+          <w:szCs w:val="16"/>
+        </w:rPr>
+        <w:tab/>
+      </w:r>
+      <w:r>
+        <w:rPr>
+          <w:sz w:val="16"/>
+          <w:szCs w:val="16"/>
+        </w:rPr>
+        <w:tab/>
+      </w:r>
+      <w:r>
+        <w:rPr>
+          <w:sz w:val="16"/>
+          <w:szCs w:val="16"/>
+        </w:rPr>
+        <w:tab/>
+      </w:r>
+      <w:r>
+        <w:rPr>
+          <w:sz w:val="16"/>
+          <w:szCs w:val="16"/>
+        </w:rPr>
+        <w:tab/>
+      </w:r>
+      <w:r>
+        <w:rPr>
+          <w:sz w:val="16"/>
+          <w:szCs w:val="16"/>
+        </w:rPr>
+        <w:t>${</w:t>
+      </w:r>
+      <w:proofErr w:type="spellStart"/>
+      <w:r>
+        <w:rPr>
+          <w:sz w:val="16"/>
+          <w:szCs w:val="16"/>
+        </w:rPr>
+        <w:t>dolzhnost</w:t>
+      </w:r>
+      <w:proofErr w:type="spellEnd"/>
+      <w:r>
+        <w:rPr>
+          <w:sz w:val="16"/>
+          <w:szCs w:val="16"/>
+        </w:rPr>
+        <w:t>}</w:t>
+      </w:r>
     </w:p>
     <w:p>
       <w:pPr>
         <w:rPr>
           <w:sz w:val="16"/>
           <w:szCs w:val="16"/>
+          <w:lang w:val="en-US"/>
         </w:rPr>
       </w:pPr>
       <w:r>
@@ -1216,14 +1303,96 @@
           <w:sz w:val="16"/>
           <w:szCs w:val="16"/>
         </w:rPr>
-        <w:t>+375-17-</w:t>
+        <w:t>+375-17-377-18-00</w:t>
       </w:r>
       <w:r>
         <w:rPr>
           <w:sz w:val="16"/>
           <w:szCs w:val="16"/>
         </w:rPr>
-        <w:t>377-18-00</w:t>
+        <w:tab/>
+      </w:r>
+      <w:r>
+        <w:rPr>
+          <w:sz w:val="16"/>
+          <w:szCs w:val="16"/>
+        </w:rPr>
+        <w:tab/>
+      </w:r>
+      <w:r>
+        <w:rPr>
+          <w:sz w:val="16"/>
+          <w:szCs w:val="16"/>
+        </w:rPr>
+        <w:tab/>
+      </w:r>
+      <w:r>
+        <w:rPr>
+          <w:sz w:val="16"/>
+          <w:szCs w:val="16"/>
+        </w:rPr>
+        <w:tab/>
+      </w:r>
+      <w:r>
+        <w:rPr>
+          <w:sz w:val="16"/>
+          <w:szCs w:val="16"/>
+        </w:rPr>
+        <w:tab/>
+      </w:r>
+      <w:r>
+        <w:rPr>
+          <w:sz w:val="16"/>
+          <w:szCs w:val="16"/>
+        </w:rPr>
+        <w:tab/>
+      </w:r>
+      <w:r>
+        <w:rPr>
+          <w:sz w:val="16"/>
+          <w:szCs w:val="16"/>
+        </w:rPr>
+        <w:tab/>
+      </w:r>
+      <w:r>
+        <w:rPr>
+          <w:sz w:val="16"/>
+          <w:szCs w:val="16"/>
+        </w:rPr>
+        <w:tab/>
+      </w:r>
+      <w:r>
+        <w:rPr>
+          <w:sz w:val="16"/>
+          <w:szCs w:val="16"/>
+        </w:rPr>
+        <w:tab/>
+      </w:r>
+      <w:r>
+        <w:rPr>
+          <w:sz w:val="16"/>
+          <w:szCs w:val="16"/>
+          <w:lang w:val="en-US"/>
+        </w:rPr>
+        <w:t>${</w:t>
+      </w:r>
+      <w:proofErr w:type="spellStart"/>
+      <w:r>
+        <w:rPr>
+          <w:sz w:val="16"/>
+          <w:szCs w:val="16"/>
+          <w:lang w:val="en-US"/>
+        </w:rPr>
+        <w:t>phone_manager</w:t>
+      </w:r>
+      <w:proofErr w:type="spellEnd"/>
+      <w:r>
+        <w:rPr>
+          <w:sz w:val="16"/>
+          <w:szCs w:val="16"/>
+          <w:lang w:val="en-US"/>
+        </w:rPr>
+        <w:t>}</w:t>
       </w:r>
     </w:p>
     <w:p/>
@@ -1926,6 +2095,7 @@
     <w:lsdException w:name="Normal (Web)" w:uiPriority="99"/>
     <w:lsdException w:name="HTML Keyboard" w:semiHidden="1" w:unhideWhenUsed="1"/>
     <w:lsdException w:name="HTML Preformatted" w:uiPriority="99"/>
+    <w:lsdException w:name="Normal Table" w:semiHidden="1" w:unhideWhenUsed="1"/>
     <w:lsdException w:name="annotation subject" w:semiHidden="1" w:unhideWhenUsed="1"/>
     <w:lsdException w:name="No List" w:semiHidden="1" w:unhideWhenUsed="1"/>
     <w:lsdException w:name="Outline List 1" w:semiHidden="1" w:unhideWhenUsed="1"/>
@@ -1968,8 +2138,11 @@
     <w:lsdException w:name="Table Contemporary" w:semiHidden="1" w:unhideWhenUsed="1"/>
     <w:lsdException w:name="Table Elegant" w:semiHidden="1" w:unhideWhenUsed="1"/>
     <w:lsdException w:name="Table Professional" w:semiHidden="1" w:unhideWhenUsed="1"/>
+    <w:lsdException w:name="Table Subtle 1" w:semiHidden="1" w:unhideWhenUsed="1"/>
     <w:lsdException w:name="Table Subtle 2" w:semiHidden="1" w:unhideWhenUsed="1"/>
     <w:lsdException w:name="Table Web 1" w:semiHidden="1" w:unhideWhenUsed="1"/>
+    <w:lsdException w:name="Table Web 2" w:semiHidden="1" w:unhideWhenUsed="1"/>
+    <w:lsdException w:name="Table Web 3" w:semiHidden="1" w:unhideWhenUsed="1"/>
     <w:lsdException w:name="Balloon Text" w:semiHidden="1" w:unhideWhenUsed="1"/>
     <w:lsdException w:name="Table Grid" w:uiPriority="39"/>
     <w:lsdException w:name="Table Theme" w:semiHidden="1" w:unhideWhenUsed="1"/>

--- a/widget/docjetV2/templatesV2/booking_template.docx
+++ b/widget/docjetV2/templatesV2/booking_template.docx
@@ -1177,10 +1177,6 @@
     <w:p/>
     <w:p/>
     <w:p/>
-    <w:p/>
-    <w:p/>
-    <w:p/>
-    <w:p/>
     <w:p>
       <w:pPr>
         <w:rPr>
@@ -1265,12 +1261,6 @@
           <w:szCs w:val="16"/>
         </w:rPr>
         <w:tab/>
-      </w:r>
-      <w:r>
-        <w:rPr>
-          <w:sz w:val="16"/>
-          <w:szCs w:val="16"/>
-        </w:rPr>
         <w:t>${</w:t>
       </w:r>
       <w:proofErr w:type="spellStart"/>
